--- a/sprachmodelle/Steckbriefe/Word_Dokumente/B_Denkweise_KI_HuggingFace.docx
+++ b/sprachmodelle/Steckbriefe/Word_Dokumente/B_Denkweise_KI_HuggingFace.docx
@@ -125,10 +125,26 @@
       <w:r>
         <w:rPr>
           <w:rFonts w:ascii="Calibri" w:hAnsi="Calibri" w:cs="Calibri"/>
-          <w:sz w:val="32"/>
-          <w:szCs w:val="32"/>
-        </w:rPr>
-        <w:t>Einblick in Arbeitsweise eines Sprachmodells</w:t>
+          <w:sz w:val="28"/>
+          <w:szCs w:val="28"/>
+        </w:rPr>
+        <w:t xml:space="preserve">Einblick in </w:t>
+      </w:r>
+      <w:r>
+        <w:rPr>
+          <w:rFonts w:ascii="Calibri" w:hAnsi="Calibri" w:cs="Calibri"/>
+          <w:sz w:val="28"/>
+          <w:szCs w:val="28"/>
+        </w:rPr>
+        <w:t>die Gedächtnisleistung</w:t>
+      </w:r>
+      <w:r>
+        <w:rPr>
+          <w:rFonts w:ascii="Calibri" w:hAnsi="Calibri" w:cs="Calibri"/>
+          <w:sz w:val="28"/>
+          <w:szCs w:val="28"/>
+        </w:rPr>
+        <w:t xml:space="preserve"> eines Sprachmodells</w:t>
       </w:r>
     </w:p>
     <w:p>
@@ -188,7 +204,7 @@
             <w:sz w:val="32"/>
             <w:szCs w:val="32"/>
           </w:rPr>
-          <w:t>Datei mit Lösungen</w:t>
+          <w:t>interaktives Arbeitsblatt mit Lösungen</w:t>
         </w:r>
       </w:hyperlink>
     </w:p>
